--- a/templates/clean-report.docx
+++ b/templates/clean-report.docx
@@ -418,7 +418,9 @@
         </w:rPr>
         <w:footnoteRef/>
       </w:r>
-      <w:t xml:space="preserve"> The March incident is documented in the operations log.</w:t>
+      <w:r>
+        <w:t xml:space="preserve"> The March incident is documented in the operations log.</w:t>
+      </w:r>
     </w:p>
   </w:footnote>
 </w:footnotes>
